--- a/交付物-doc-pdf-ppt/AI内容课_VerB_CMO战略版_工作手册.docx
+++ b/交付物-doc-pdf-ppt/AI内容课_VerB_CMO战略版_工作手册.docx
@@ -1536,7 +1536,7 @@
             <w:pPr>
               <w:spacing w:after="40"/>
             </w:pPr>
-            <w:hyperlink w:history="1" r:id="rIdq1_t9ydihfm7rd-ytlfw2">
+            <w:hyperlink w:history="1" r:id="rIdulcayzswbgu5rqt2dscxy">
               <w:r>
                 <w:rPr>
                   <w:rFonts w:ascii="Courier New" w:eastAsia="PingFang SC" w:hAnsi="Courier New"/>
@@ -1567,7 +1567,7 @@
             <w:pPr>
               <w:spacing w:after="0"/>
             </w:pPr>
-            <w:hyperlink w:history="1" r:id="rIdfv0fodpt1epr1jkkvyyoo">
+            <w:hyperlink w:history="1" r:id="rIdtebw-bhrlcl84v3ilirl-">
               <w:r>
                 <w:rPr>
                   <w:rFonts w:ascii="Courier New" w:eastAsia="PingFang SC" w:hAnsi="Courier New"/>
@@ -1789,7 +1789,7 @@
             <w:pPr>
               <w:spacing w:after="0" w:line="252"/>
             </w:pPr>
-            <w:hyperlink w:history="1" r:id="rIdbrqn2uzlce5tzgbw4biug">
+            <w:hyperlink w:history="1" r:id="rId25bsyg3x96a10mhh02cwc">
               <w:r>
                 <w:rPr>
                   <w:rFonts w:ascii="Arial" w:eastAsia="PingFang SC" w:hAnsi="Arial"/>
@@ -1891,7 +1891,7 @@
             <w:pPr>
               <w:spacing w:after="0" w:line="252"/>
             </w:pPr>
-            <w:hyperlink w:history="1" r:id="rId93pm6tims8fsw0n5bjieu">
+            <w:hyperlink w:history="1" r:id="rIdn4xr6xwnzu8ls1pqkejlf">
               <w:r>
                 <w:rPr>
                   <w:rFonts w:ascii="Arial" w:eastAsia="PingFang SC" w:hAnsi="Arial"/>
@@ -1993,7 +1993,7 @@
             <w:pPr>
               <w:spacing w:after="0" w:line="252"/>
             </w:pPr>
-            <w:hyperlink w:history="1" r:id="rId3yklpcxsdljul71yglmz_">
+            <w:hyperlink w:history="1" r:id="rIdl_8ito7x95imspbvu7nxn">
               <w:r>
                 <w:rPr>
                   <w:rFonts w:ascii="Arial" w:eastAsia="PingFang SC" w:hAnsi="Arial"/>
@@ -2095,7 +2095,7 @@
             <w:pPr>
               <w:spacing w:after="0" w:line="252"/>
             </w:pPr>
-            <w:hyperlink w:history="1" r:id="rId1pxuk6viyqqcd6tw3h7of">
+            <w:hyperlink w:history="1" r:id="rIdcrmtdgsxyec-isjucci2j">
               <w:r>
                 <w:rPr>
                   <w:rFonts w:ascii="Arial" w:eastAsia="PingFang SC" w:hAnsi="Arial"/>
@@ -2197,7 +2197,7 @@
             <w:pPr>
               <w:spacing w:after="0" w:line="252"/>
             </w:pPr>
-            <w:hyperlink w:history="1" r:id="rIdoqbzbwphgvkcv9-kl-qfa">
+            <w:hyperlink w:history="1" r:id="rIdrz0jj8bgpteiyaedz9wmb">
               <w:r>
                 <w:rPr>
                   <w:rFonts w:ascii="Arial" w:eastAsia="PingFang SC" w:hAnsi="Arial"/>
@@ -2299,7 +2299,7 @@
             <w:pPr>
               <w:spacing w:after="0" w:line="252"/>
             </w:pPr>
-            <w:hyperlink w:history="1" r:id="rIdrmensy7pafl1ndgxh4zxj">
+            <w:hyperlink w:history="1" r:id="rId9krarej8cacou8sv4a-3u">
               <w:r>
                 <w:rPr>
                   <w:rFonts w:ascii="Arial" w:eastAsia="PingFang SC" w:hAnsi="Arial"/>
@@ -2401,7 +2401,7 @@
             <w:pPr>
               <w:spacing w:after="0" w:line="252"/>
             </w:pPr>
-            <w:hyperlink w:history="1" r:id="rIdhccdmismqzpzvtlxxmkve">
+            <w:hyperlink w:history="1" r:id="rIdiktubtbv-5zx1j3-k2st7">
               <w:r>
                 <w:rPr>
                   <w:rFonts w:ascii="Arial" w:eastAsia="PingFang SC" w:hAnsi="Arial"/>
@@ -2503,7 +2503,7 @@
             <w:pPr>
               <w:spacing w:after="0" w:line="252"/>
             </w:pPr>
-            <w:hyperlink w:history="1" r:id="rIdp6s2mjvz7wwnmuarwn2jd">
+            <w:hyperlink w:history="1" r:id="rIdmfjv8zvpawdu7zh92kx8v">
               <w:r>
                 <w:rPr>
                   <w:rFonts w:ascii="Arial" w:eastAsia="PingFang SC" w:hAnsi="Arial"/>
@@ -2605,7 +2605,7 @@
             <w:pPr>
               <w:spacing w:after="0" w:line="252"/>
             </w:pPr>
-            <w:hyperlink w:history="1" r:id="rIdej83kdkizkkn6utvocflm">
+            <w:hyperlink w:history="1" r:id="rId4b-mhnza4zvididet0i6e">
               <w:r>
                 <w:rPr>
                   <w:rFonts w:ascii="Arial" w:eastAsia="PingFang SC" w:hAnsi="Arial"/>
@@ -2707,7 +2707,7 @@
             <w:pPr>
               <w:spacing w:after="0" w:line="252"/>
             </w:pPr>
-            <w:hyperlink w:history="1" r:id="rIdo2obtwap-92y_bpmoe6jc">
+            <w:hyperlink w:history="1" r:id="rIdxzs-n3jthjs2oir24mm1q">
               <w:r>
                 <w:rPr>
                   <w:rFonts w:ascii="Arial" w:eastAsia="PingFang SC" w:hAnsi="Arial"/>
@@ -2855,7 +2855,7 @@
             <w:pPr>
               <w:spacing w:after="0" w:line="252"/>
             </w:pPr>
-            <w:hyperlink w:history="1" r:id="rIdup2ekzunsd0xphe9oy5uu">
+            <w:hyperlink w:history="1" r:id="rId-oacfchzxnqwb9tlv_gy5">
               <w:r>
                 <w:rPr>
                   <w:rFonts w:ascii="Arial" w:eastAsia="PingFang SC" w:hAnsi="Arial"/>
@@ -2957,7 +2957,7 @@
             <w:pPr>
               <w:spacing w:after="0" w:line="252"/>
             </w:pPr>
-            <w:hyperlink w:history="1" r:id="rIdihimatxnimtbfx1e-moml">
+            <w:hyperlink w:history="1" r:id="rId15kpyumw_a2imil6gzi7u">
               <w:r>
                 <w:rPr>
                   <w:rFonts w:ascii="Arial" w:eastAsia="PingFang SC" w:hAnsi="Arial"/>
@@ -3059,7 +3059,7 @@
             <w:pPr>
               <w:spacing w:after="0" w:line="252"/>
             </w:pPr>
-            <w:hyperlink w:history="1" r:id="rIddh1litn0acji0od_dntgt">
+            <w:hyperlink w:history="1" r:id="rIdhr6bz3pbx52rb4matqsbb">
               <w:r>
                 <w:rPr>
                   <w:rFonts w:ascii="Arial" w:eastAsia="PingFang SC" w:hAnsi="Arial"/>
@@ -3161,7 +3161,7 @@
             <w:pPr>
               <w:spacing w:after="0" w:line="252"/>
             </w:pPr>
-            <w:hyperlink w:history="1" r:id="rIdbrjhqwymb17an-hh2qjbi">
+            <w:hyperlink w:history="1" r:id="rIdz0tdmegh3svyllpqy0dtj">
               <w:r>
                 <w:rPr>
                   <w:rFonts w:ascii="Arial" w:eastAsia="PingFang SC" w:hAnsi="Arial"/>
@@ -3263,7 +3263,7 @@
             <w:pPr>
               <w:spacing w:after="0" w:line="252"/>
             </w:pPr>
-            <w:hyperlink w:history="1" r:id="rIdv1ua4s6elg5dp4qv9dhbg">
+            <w:hyperlink w:history="1" r:id="rIdnrf-eetsne7jyop1ttlcd">
               <w:r>
                 <w:rPr>
                   <w:rFonts w:ascii="Arial" w:eastAsia="PingFang SC" w:hAnsi="Arial"/>
@@ -3365,7 +3365,7 @@
             <w:pPr>
               <w:spacing w:after="0" w:line="252"/>
             </w:pPr>
-            <w:hyperlink w:history="1" r:id="rIdzukcqpyzzajvctphredxw">
+            <w:hyperlink w:history="1" r:id="rId9oxqjcbzxaxtl-lsrfppq">
               <w:r>
                 <w:rPr>
                   <w:rFonts w:ascii="Arial" w:eastAsia="PingFang SC" w:hAnsi="Arial"/>
@@ -4977,6 +4977,25 @@
     </w:p>
     <w:p>
       <w:pPr>
+        <w:pStyle w:val="ListParagraph"/>
+        <w:numPr>
+          <w:ilvl w:val="0"/>
+          <w:numId w:val="2"/>
+        </w:numPr>
+        <w:spacing w:after="70" w:line="264"/>
+      </w:pPr>
+      <w:r>
+        <w:rPr>
+          <w:rFonts w:ascii="Arial" w:eastAsia="PingFang SC" w:hAnsi="Arial"/>
+          <w:color w:val="142233"/>
+          <w:sz w:val="21"/>
+          <w:szCs w:val="21"/>
+        </w:rPr>
+        <w:t xml:space="preserve">选一个命名格式（Claude 给 4 种例子：编号式/日期式/平台式/极简式，之后成品全用它）</w:t>
+      </w:r>
+    </w:p>
+    <w:p>
+      <w:pPr>
         <w:spacing w:after="80" w:before="160"/>
       </w:pPr>
       <w:r>
@@ -6442,6 +6461,25 @@
           <w:szCs w:val="22"/>
         </w:rPr>
         <w:t xml:space="preserve">🛠️ 当场动手</w:t>
+      </w:r>
+    </w:p>
+    <w:p>
+      <w:pPr>
+        <w:pStyle w:val="ListParagraph"/>
+        <w:numPr>
+          <w:ilvl w:val="0"/>
+          <w:numId w:val="2"/>
+        </w:numPr>
+        <w:spacing w:after="70" w:line="264"/>
+      </w:pPr>
+      <w:r>
+        <w:rPr>
+          <w:rFonts w:ascii="Arial" w:eastAsia="PingFang SC" w:hAnsi="Arial"/>
+          <w:color w:val="142233"/>
+          <w:sz w:val="21"/>
+          <w:szCs w:val="21"/>
+        </w:rPr>
+        <w:t xml:space="preserve">先挑一种海报风格（5 选 1：战报证明 / 悬浮UI / 导师权威 / 游戏化 / 扁平色块，同批别全用一种）</w:t>
       </w:r>
     </w:p>
     <w:p>

--- a/交付物-doc-pdf-ppt/AI内容课_VerB_CMO战略版_工作手册.docx
+++ b/交付物-doc-pdf-ppt/AI内容课_VerB_CMO战略版_工作手册.docx
@@ -1586,7 +1586,7 @@
             <w:pPr>
               <w:spacing w:after="40"/>
             </w:pPr>
-            <w:hyperlink w:history="1" r:id="rIdqegomu65l1grmfcx5pt7a">
+            <w:hyperlink w:history="1" r:id="rIdxsa3yt3bfzalumowdecds">
               <w:r>
                 <w:rPr>
                   <w:rFonts w:ascii="Courier New" w:eastAsia="PingFang SC" w:hAnsi="Courier New"/>
@@ -1617,7 +1617,7 @@
             <w:pPr>
               <w:spacing w:after="0"/>
             </w:pPr>
-            <w:hyperlink w:history="1" r:id="rId6gcgcy6rphecevqimjnkt">
+            <w:hyperlink w:history="1" r:id="rIdc41c27gtruqi8qzt6f8qf">
               <w:r>
                 <w:rPr>
                   <w:rFonts w:ascii="Courier New" w:eastAsia="PingFang SC" w:hAnsi="Courier New"/>
@@ -1839,7 +1839,7 @@
             <w:pPr>
               <w:spacing w:after="0" w:line="252"/>
             </w:pPr>
-            <w:hyperlink w:history="1" r:id="rIdpjphto7p0gprb57vl6_qp">
+            <w:hyperlink w:history="1" r:id="rIdslnqcdsxzxbf2pagcc_vg">
               <w:r>
                 <w:rPr>
                   <w:rFonts w:ascii="Arial" w:eastAsia="PingFang SC" w:hAnsi="Arial"/>
@@ -1941,7 +1941,7 @@
             <w:pPr>
               <w:spacing w:after="0" w:line="252"/>
             </w:pPr>
-            <w:hyperlink w:history="1" r:id="rId05eglisjytmdwlvx9yfus">
+            <w:hyperlink w:history="1" r:id="rIdhurgk5_tfsu5sf4rpygy5">
               <w:r>
                 <w:rPr>
                   <w:rFonts w:ascii="Arial" w:eastAsia="PingFang SC" w:hAnsi="Arial"/>
@@ -2043,7 +2043,7 @@
             <w:pPr>
               <w:spacing w:after="0" w:line="252"/>
             </w:pPr>
-            <w:hyperlink w:history="1" r:id="rId-pehjgjmabnmzlrlgzrkn">
+            <w:hyperlink w:history="1" r:id="rIdybtq_ahmd1ifmpgjry0r_">
               <w:r>
                 <w:rPr>
                   <w:rFonts w:ascii="Arial" w:eastAsia="PingFang SC" w:hAnsi="Arial"/>
@@ -2145,7 +2145,7 @@
             <w:pPr>
               <w:spacing w:after="0" w:line="252"/>
             </w:pPr>
-            <w:hyperlink w:history="1" r:id="rId5djjjlkl8ugbfuxw7plh9">
+            <w:hyperlink w:history="1" r:id="rIdsdpowlhwdxcj5hzqatiox">
               <w:r>
                 <w:rPr>
                   <w:rFonts w:ascii="Arial" w:eastAsia="PingFang SC" w:hAnsi="Arial"/>
@@ -2247,7 +2247,7 @@
             <w:pPr>
               <w:spacing w:after="0" w:line="252"/>
             </w:pPr>
-            <w:hyperlink w:history="1" r:id="rIdadbm2il4t60zccy7556xh">
+            <w:hyperlink w:history="1" r:id="rIdi1g7xhnpx2p4vnqt-zybv">
               <w:r>
                 <w:rPr>
                   <w:rFonts w:ascii="Arial" w:eastAsia="PingFang SC" w:hAnsi="Arial"/>
@@ -2349,7 +2349,7 @@
             <w:pPr>
               <w:spacing w:after="0" w:line="252"/>
             </w:pPr>
-            <w:hyperlink w:history="1" r:id="rIdlz9vnhnuwashi1lt1el5t">
+            <w:hyperlink w:history="1" r:id="rIdhclzb4qvaudkxyxkeotrd">
               <w:r>
                 <w:rPr>
                   <w:rFonts w:ascii="Arial" w:eastAsia="PingFang SC" w:hAnsi="Arial"/>
@@ -2451,7 +2451,7 @@
             <w:pPr>
               <w:spacing w:after="0" w:line="252"/>
             </w:pPr>
-            <w:hyperlink w:history="1" r:id="rIdcdkf10wviyvh7k8or1hqj">
+            <w:hyperlink w:history="1" r:id="rIdmdug2xtlusd2yvqouvxdd">
               <w:r>
                 <w:rPr>
                   <w:rFonts w:ascii="Arial" w:eastAsia="PingFang SC" w:hAnsi="Arial"/>
@@ -2553,7 +2553,7 @@
             <w:pPr>
               <w:spacing w:after="0" w:line="252"/>
             </w:pPr>
-            <w:hyperlink w:history="1" r:id="rIdpmtp6w1lltnhav8pjnvxp">
+            <w:hyperlink w:history="1" r:id="rIdzu6exx9mg69rgslwqb1sv">
               <w:r>
                 <w:rPr>
                   <w:rFonts w:ascii="Arial" w:eastAsia="PingFang SC" w:hAnsi="Arial"/>
@@ -2655,7 +2655,7 @@
             <w:pPr>
               <w:spacing w:after="0" w:line="252"/>
             </w:pPr>
-            <w:hyperlink w:history="1" r:id="rIdouopfi4qfkcnsoymibyjv">
+            <w:hyperlink w:history="1" r:id="rIdk-l7oxienhv51jgbj75mw">
               <w:r>
                 <w:rPr>
                   <w:rFonts w:ascii="Arial" w:eastAsia="PingFang SC" w:hAnsi="Arial"/>
@@ -2757,7 +2757,7 @@
             <w:pPr>
               <w:spacing w:after="0" w:line="252"/>
             </w:pPr>
-            <w:hyperlink w:history="1" r:id="rId3clggxbwjr0yqk5lqhaj9">
+            <w:hyperlink w:history="1" r:id="rId8qtucn2lkssyrgux9k426">
               <w:r>
                 <w:rPr>
                   <w:rFonts w:ascii="Arial" w:eastAsia="PingFang SC" w:hAnsi="Arial"/>
@@ -2905,7 +2905,7 @@
             <w:pPr>
               <w:spacing w:after="0" w:line="252"/>
             </w:pPr>
-            <w:hyperlink w:history="1" r:id="rId8qj3n4ritpv0bnfh6uvnh">
+            <w:hyperlink w:history="1" r:id="rIdl9xyvnckszpygtdatcapc">
               <w:r>
                 <w:rPr>
                   <w:rFonts w:ascii="Arial" w:eastAsia="PingFang SC" w:hAnsi="Arial"/>
@@ -3007,7 +3007,7 @@
             <w:pPr>
               <w:spacing w:after="0" w:line="252"/>
             </w:pPr>
-            <w:hyperlink w:history="1" r:id="rIdq5o362rnhh_otazkutwgl">
+            <w:hyperlink w:history="1" r:id="rIdrkqfogjbsuljpagiah26x">
               <w:r>
                 <w:rPr>
                   <w:rFonts w:ascii="Arial" w:eastAsia="PingFang SC" w:hAnsi="Arial"/>
@@ -3109,7 +3109,7 @@
             <w:pPr>
               <w:spacing w:after="0" w:line="252"/>
             </w:pPr>
-            <w:hyperlink w:history="1" r:id="rIdljk6bn5snhw2-pv_kjy-i">
+            <w:hyperlink w:history="1" r:id="rId2m9itcmw_ctqb3fsjzf5s">
               <w:r>
                 <w:rPr>
                   <w:rFonts w:ascii="Arial" w:eastAsia="PingFang SC" w:hAnsi="Arial"/>
@@ -3211,7 +3211,7 @@
             <w:pPr>
               <w:spacing w:after="0" w:line="252"/>
             </w:pPr>
-            <w:hyperlink w:history="1" r:id="rIdqvv5-kw7ddclhf11xzoh9">
+            <w:hyperlink w:history="1" r:id="rIdezoov3vpkwe8yzco8am_g">
               <w:r>
                 <w:rPr>
                   <w:rFonts w:ascii="Arial" w:eastAsia="PingFang SC" w:hAnsi="Arial"/>
@@ -3313,7 +3313,7 @@
             <w:pPr>
               <w:spacing w:after="0" w:line="252"/>
             </w:pPr>
-            <w:hyperlink w:history="1" r:id="rIdwuezftvfvo66awegrfbzt">
+            <w:hyperlink w:history="1" r:id="rId9htuxlagtigp4fpndmcc-">
               <w:r>
                 <w:rPr>
                   <w:rFonts w:ascii="Arial" w:eastAsia="PingFang SC" w:hAnsi="Arial"/>
@@ -3415,7 +3415,7 @@
             <w:pPr>
               <w:spacing w:after="0" w:line="252"/>
             </w:pPr>
-            <w:hyperlink w:history="1" r:id="rIddm-dghe_rgr9vquxw6ps9">
+            <w:hyperlink w:history="1" r:id="rIdr5tx2qxdlpn_0nhgakjns">
               <w:r>
                 <w:rPr>
                   <w:rFonts w:ascii="Arial" w:eastAsia="PingFang SC" w:hAnsi="Arial"/>

--- a/交付物-doc-pdf-ppt/AI内容课_VerB_CMO战略版_工作手册.docx
+++ b/交付物-doc-pdf-ppt/AI内容课_VerB_CMO战略版_工作手册.docx
@@ -1586,7 +1586,7 @@
             <w:pPr>
               <w:spacing w:after="40"/>
             </w:pPr>
-            <w:hyperlink w:history="1" r:id="rIdemihuim1ornd_0wotkqxa">
+            <w:hyperlink w:history="1" r:id="rIdsxlbque3c7kszumkssih2">
               <w:r>
                 <w:rPr>
                   <w:rFonts w:ascii="Courier New" w:eastAsia="PingFang SC" w:hAnsi="Courier New"/>
@@ -1617,7 +1617,7 @@
             <w:pPr>
               <w:spacing w:after="0"/>
             </w:pPr>
-            <w:hyperlink w:history="1" r:id="rIdwgcdqmtiojnuynfefn22v">
+            <w:hyperlink w:history="1" r:id="rIdqchbmu4npb3vaidztx1dz">
               <w:r>
                 <w:rPr>
                   <w:rFonts w:ascii="Courier New" w:eastAsia="PingFang SC" w:hAnsi="Courier New"/>
@@ -1839,7 +1839,7 @@
             <w:pPr>
               <w:spacing w:after="0" w:line="252"/>
             </w:pPr>
-            <w:hyperlink w:history="1" r:id="rIdcwexhl6xe2rd0kuejcjt6">
+            <w:hyperlink w:history="1" r:id="rIdcpk6zsfrvhyxdunis0oo2">
               <w:r>
                 <w:rPr>
                   <w:rFonts w:ascii="Arial" w:eastAsia="PingFang SC" w:hAnsi="Arial"/>
@@ -1941,7 +1941,7 @@
             <w:pPr>
               <w:spacing w:after="0" w:line="252"/>
             </w:pPr>
-            <w:hyperlink w:history="1" r:id="rIdnfstoowtwchti6ybyopba">
+            <w:hyperlink w:history="1" r:id="rIdklbcj9rg8umxhqb1es-lr">
               <w:r>
                 <w:rPr>
                   <w:rFonts w:ascii="Arial" w:eastAsia="PingFang SC" w:hAnsi="Arial"/>
@@ -2043,7 +2043,7 @@
             <w:pPr>
               <w:spacing w:after="0" w:line="252"/>
             </w:pPr>
-            <w:hyperlink w:history="1" r:id="rIdriepqf9n9wtslpqzqh19y">
+            <w:hyperlink w:history="1" r:id="rId3qfjrq2efpriftcckdnc_">
               <w:r>
                 <w:rPr>
                   <w:rFonts w:ascii="Arial" w:eastAsia="PingFang SC" w:hAnsi="Arial"/>
@@ -2145,7 +2145,7 @@
             <w:pPr>
               <w:spacing w:after="0" w:line="252"/>
             </w:pPr>
-            <w:hyperlink w:history="1" r:id="rIdhcln-qtz7fmrejjp4o5hy">
+            <w:hyperlink w:history="1" r:id="rIdtaib8cy1xgkw8kjwafj5d">
               <w:r>
                 <w:rPr>
                   <w:rFonts w:ascii="Arial" w:eastAsia="PingFang SC" w:hAnsi="Arial"/>
@@ -2247,7 +2247,7 @@
             <w:pPr>
               <w:spacing w:after="0" w:line="252"/>
             </w:pPr>
-            <w:hyperlink w:history="1" r:id="rIds25hcsmdbdtm6o1nh74pr">
+            <w:hyperlink w:history="1" r:id="rIdbftsy8p9moda7sudcndj2">
               <w:r>
                 <w:rPr>
                   <w:rFonts w:ascii="Arial" w:eastAsia="PingFang SC" w:hAnsi="Arial"/>
@@ -2349,7 +2349,7 @@
             <w:pPr>
               <w:spacing w:after="0" w:line="252"/>
             </w:pPr>
-            <w:hyperlink w:history="1" r:id="rIdwb2dtmzvfmk_ti4qqx0v7">
+            <w:hyperlink w:history="1" r:id="rIdrxa24pitndwnlx2xd__tl">
               <w:r>
                 <w:rPr>
                   <w:rFonts w:ascii="Arial" w:eastAsia="PingFang SC" w:hAnsi="Arial"/>
@@ -2451,7 +2451,7 @@
             <w:pPr>
               <w:spacing w:after="0" w:line="252"/>
             </w:pPr>
-            <w:hyperlink w:history="1" r:id="rIdcwfhytz3gectctaaidc9j">
+            <w:hyperlink w:history="1" r:id="rIduda0jig3v3lje_j7mixta">
               <w:r>
                 <w:rPr>
                   <w:rFonts w:ascii="Arial" w:eastAsia="PingFang SC" w:hAnsi="Arial"/>
@@ -2553,7 +2553,7 @@
             <w:pPr>
               <w:spacing w:after="0" w:line="252"/>
             </w:pPr>
-            <w:hyperlink w:history="1" r:id="rIdi8g1bdf9q-scrm4v_mvk2">
+            <w:hyperlink w:history="1" r:id="rIdgagtkksbm0jl77btqzwkz">
               <w:r>
                 <w:rPr>
                   <w:rFonts w:ascii="Arial" w:eastAsia="PingFang SC" w:hAnsi="Arial"/>
@@ -2655,7 +2655,7 @@
             <w:pPr>
               <w:spacing w:after="0" w:line="252"/>
             </w:pPr>
-            <w:hyperlink w:history="1" r:id="rIds_zdwcpqncsdmnhkiyff3">
+            <w:hyperlink w:history="1" r:id="rIdlyku1i4an51scsq6ihxub">
               <w:r>
                 <w:rPr>
                   <w:rFonts w:ascii="Arial" w:eastAsia="PingFang SC" w:hAnsi="Arial"/>
@@ -2757,7 +2757,7 @@
             <w:pPr>
               <w:spacing w:after="0" w:line="252"/>
             </w:pPr>
-            <w:hyperlink w:history="1" r:id="rIdyzl3n8afclypkio7kvvje">
+            <w:hyperlink w:history="1" r:id="rIdbhkke_fs5h93zanopf021">
               <w:r>
                 <w:rPr>
                   <w:rFonts w:ascii="Arial" w:eastAsia="PingFang SC" w:hAnsi="Arial"/>
@@ -2905,7 +2905,7 @@
             <w:pPr>
               <w:spacing w:after="0" w:line="252"/>
             </w:pPr>
-            <w:hyperlink w:history="1" r:id="rIdtsdqyciiovlgkiirxdcje">
+            <w:hyperlink w:history="1" r:id="rIdesdqi9s3xkvl1csfh_4ng">
               <w:r>
                 <w:rPr>
                   <w:rFonts w:ascii="Arial" w:eastAsia="PingFang SC" w:hAnsi="Arial"/>
@@ -3007,7 +3007,7 @@
             <w:pPr>
               <w:spacing w:after="0" w:line="252"/>
             </w:pPr>
-            <w:hyperlink w:history="1" r:id="rId671_78cg5izgefpcuef6v">
+            <w:hyperlink w:history="1" r:id="rIdqovujmnoaxtq3hck7dduw">
               <w:r>
                 <w:rPr>
                   <w:rFonts w:ascii="Arial" w:eastAsia="PingFang SC" w:hAnsi="Arial"/>
@@ -3109,7 +3109,7 @@
             <w:pPr>
               <w:spacing w:after="0" w:line="252"/>
             </w:pPr>
-            <w:hyperlink w:history="1" r:id="rIdzuaqceg6wf8tvwmh_hilp">
+            <w:hyperlink w:history="1" r:id="rIdoflw1tqbgcj1d_lh1bpjp">
               <w:r>
                 <w:rPr>
                   <w:rFonts w:ascii="Arial" w:eastAsia="PingFang SC" w:hAnsi="Arial"/>
@@ -3211,7 +3211,7 @@
             <w:pPr>
               <w:spacing w:after="0" w:line="252"/>
             </w:pPr>
-            <w:hyperlink w:history="1" r:id="rIdsnnapsl8uldlvec8ohxxv">
+            <w:hyperlink w:history="1" r:id="rIda4p3wg93rlgpkpxa8wmhr">
               <w:r>
                 <w:rPr>
                   <w:rFonts w:ascii="Arial" w:eastAsia="PingFang SC" w:hAnsi="Arial"/>
@@ -3313,7 +3313,7 @@
             <w:pPr>
               <w:spacing w:after="0" w:line="252"/>
             </w:pPr>
-            <w:hyperlink w:history="1" r:id="rIdpxuqnhe9wste3rxnev9w9">
+            <w:hyperlink w:history="1" r:id="rIdmtymi_sacaexdzdoqrgz3">
               <w:r>
                 <w:rPr>
                   <w:rFonts w:ascii="Arial" w:eastAsia="PingFang SC" w:hAnsi="Arial"/>
@@ -3415,7 +3415,7 @@
             <w:pPr>
               <w:spacing w:after="0" w:line="252"/>
             </w:pPr>
-            <w:hyperlink w:history="1" r:id="rIdlqx_wrkedebib-8zx_xwv">
+            <w:hyperlink w:history="1" r:id="rId_eglqung6wqkj-fo9pcr-">
               <w:r>
                 <w:rPr>
                   <w:rFonts w:ascii="Arial" w:eastAsia="PingFang SC" w:hAnsi="Arial"/>
@@ -9182,7 +9182,7 @@
                 <w:sz w:val="20"/>
                 <w:szCs w:val="20"/>
               </w:rPr>
-              <w:t xml:space="preserve">会写 8 分镜脚本（进 Notion 表）→ 锁人物 → 先跑 1 镜（480p）验证给你看。</w:t>
+              <w:t xml:space="preserve">会写 8 分镜脚本（进 Notion 表）→ 没真人先九宫格选人（挑号码→定妆照锁脸）→ 锁人物 → 先跑 1 镜（480p）验证给你看。</w:t>
             </w:r>
           </w:p>
         </w:tc>

--- a/交付物-doc-pdf-ppt/AI内容课_VerB_CMO战略版_工作手册.docx
+++ b/交付物-doc-pdf-ppt/AI内容课_VerB_CMO战略版_工作手册.docx
@@ -1586,7 +1586,7 @@
             <w:pPr>
               <w:spacing w:after="40"/>
             </w:pPr>
-            <w:hyperlink w:history="1" r:id="rIdv-9kg6gorev9yheogjh4c">
+            <w:hyperlink w:history="1" r:id="rIdovgb3n3o3vseadxmaoflv">
               <w:r>
                 <w:rPr>
                   <w:rFonts w:ascii="Courier New" w:eastAsia="PingFang SC" w:hAnsi="Courier New"/>
@@ -1617,7 +1617,7 @@
             <w:pPr>
               <w:spacing w:after="0"/>
             </w:pPr>
-            <w:hyperlink w:history="1" r:id="rIdwazqkgt-vpqbykoe4z6xm">
+            <w:hyperlink w:history="1" r:id="rIdkrs5ds0sjilnfhub8hug1">
               <w:r>
                 <w:rPr>
                   <w:rFonts w:ascii="Courier New" w:eastAsia="PingFang SC" w:hAnsi="Courier New"/>
@@ -1839,7 +1839,7 @@
             <w:pPr>
               <w:spacing w:after="0" w:line="252"/>
             </w:pPr>
-            <w:hyperlink w:history="1" r:id="rIdb2tmrxvodt0fqyrv6t8b3">
+            <w:hyperlink w:history="1" r:id="rIdm4p42ezvunisziimq_v-_">
               <w:r>
                 <w:rPr>
                   <w:rFonts w:ascii="Arial" w:eastAsia="PingFang SC" w:hAnsi="Arial"/>
@@ -1941,7 +1941,7 @@
             <w:pPr>
               <w:spacing w:after="0" w:line="252"/>
             </w:pPr>
-            <w:hyperlink w:history="1" r:id="rIdgcbhtp9aqerkktri5mmub">
+            <w:hyperlink w:history="1" r:id="rIddq0kh7b9qknk1nohbzjp6">
               <w:r>
                 <w:rPr>
                   <w:rFonts w:ascii="Arial" w:eastAsia="PingFang SC" w:hAnsi="Arial"/>
@@ -2043,7 +2043,7 @@
             <w:pPr>
               <w:spacing w:after="0" w:line="252"/>
             </w:pPr>
-            <w:hyperlink w:history="1" r:id="rIdira6yx7eg6py3h3krjjur">
+            <w:hyperlink w:history="1" r:id="rIdhpytl3tw3ftmbdxaql0t9">
               <w:r>
                 <w:rPr>
                   <w:rFonts w:ascii="Arial" w:eastAsia="PingFang SC" w:hAnsi="Arial"/>
@@ -2145,7 +2145,7 @@
             <w:pPr>
               <w:spacing w:after="0" w:line="252"/>
             </w:pPr>
-            <w:hyperlink w:history="1" r:id="rIda1b2ybh-jp8vuimdglf7y">
+            <w:hyperlink w:history="1" r:id="rId_g3lgqcx__pfo-dscsjpe">
               <w:r>
                 <w:rPr>
                   <w:rFonts w:ascii="Arial" w:eastAsia="PingFang SC" w:hAnsi="Arial"/>
@@ -2154,7 +2154,7 @@
                   <w:szCs w:val="19"/>
                   <w:u w:val="single"/>
                 </w:rPr>
-                <w:t xml:space="preserve">7大AI启动包/02-《AI产品图》启动包/README.md</w:t>
+                <w:t xml:space="preserve">7大AI启动包/03-《AI产品图》启动包/README.md</w:t>
               </w:r>
             </w:hyperlink>
           </w:p>
@@ -2247,7 +2247,7 @@
             <w:pPr>
               <w:spacing w:after="0" w:line="252"/>
             </w:pPr>
-            <w:hyperlink w:history="1" r:id="rIdu0o5k2v4hm2dezcrewnie">
+            <w:hyperlink w:history="1" r:id="rIdnwwjxfa1p7lqhlr-ctlgu">
               <w:r>
                 <w:rPr>
                   <w:rFonts w:ascii="Arial" w:eastAsia="PingFang SC" w:hAnsi="Arial"/>
@@ -2256,7 +2256,7 @@
                   <w:szCs w:val="19"/>
                   <w:u w:val="single"/>
                 </w:rPr>
-                <w:t xml:space="preserve">7大AI启动包/03-《AI口播短视频》启动包/README.md</w:t>
+                <w:t xml:space="preserve">7大AI启动包/04-《AI口播短视频》启动包/README.md</w:t>
               </w:r>
             </w:hyperlink>
           </w:p>
@@ -2349,7 +2349,7 @@
             <w:pPr>
               <w:spacing w:after="0" w:line="252"/>
             </w:pPr>
-            <w:hyperlink w:history="1" r:id="rIdyblplrfu5per6aekicolu">
+            <w:hyperlink w:history="1" r:id="rId4ijdo3sbikx0gv0b1x38j">
               <w:r>
                 <w:rPr>
                   <w:rFonts w:ascii="Arial" w:eastAsia="PingFang SC" w:hAnsi="Arial"/>
@@ -2358,7 +2358,7 @@
                   <w:szCs w:val="19"/>
                   <w:u w:val="single"/>
                 </w:rPr>
-                <w:t xml:space="preserve">7大AI启动包/04-《AI爆款文案》启动包/README.md</w:t>
+                <w:t xml:space="preserve">7大AI启动包/02-《AI爆款文案》启动包/README.md</w:t>
               </w:r>
             </w:hyperlink>
           </w:p>
@@ -2451,7 +2451,7 @@
             <w:pPr>
               <w:spacing w:after="0" w:line="252"/>
             </w:pPr>
-            <w:hyperlink w:history="1" r:id="rIdfalovdhxfbv75gp6hjsiw">
+            <w:hyperlink w:history="1" r:id="rIdrch5cpmzll6lcjb_idzit">
               <w:r>
                 <w:rPr>
                   <w:rFonts w:ascii="Arial" w:eastAsia="PingFang SC" w:hAnsi="Arial"/>
@@ -2553,7 +2553,7 @@
             <w:pPr>
               <w:spacing w:after="0" w:line="252"/>
             </w:pPr>
-            <w:hyperlink w:history="1" r:id="rIdkck_ghbwf9jlrmyzfxpra">
+            <w:hyperlink w:history="1" r:id="rIdhhg8gbvqd9d7qtwcg5s_g">
               <w:r>
                 <w:rPr>
                   <w:rFonts w:ascii="Arial" w:eastAsia="PingFang SC" w:hAnsi="Arial"/>
@@ -2655,7 +2655,7 @@
             <w:pPr>
               <w:spacing w:after="0" w:line="252"/>
             </w:pPr>
-            <w:hyperlink w:history="1" r:id="rIdjqmdov5trnlinj-bdljs1">
+            <w:hyperlink w:history="1" r:id="rId00r6tbzianf_wcmk3f20r">
               <w:r>
                 <w:rPr>
                   <w:rFonts w:ascii="Arial" w:eastAsia="PingFang SC" w:hAnsi="Arial"/>
@@ -2803,7 +2803,7 @@
             <w:pPr>
               <w:spacing w:after="0" w:line="252"/>
             </w:pPr>
-            <w:hyperlink w:history="1" r:id="rIddyka6btcf_fxqjq0iagl1">
+            <w:hyperlink w:history="1" r:id="rId4x2_ncvwiyabmhcdg7hjq">
               <w:r>
                 <w:rPr>
                   <w:rFonts w:ascii="Arial" w:eastAsia="PingFang SC" w:hAnsi="Arial"/>
@@ -2905,7 +2905,7 @@
             <w:pPr>
               <w:spacing w:after="0" w:line="252"/>
             </w:pPr>
-            <w:hyperlink w:history="1" r:id="rId1djjp9ld42o2bwrtb2d4k">
+            <w:hyperlink w:history="1" r:id="rIdnzo8iqht_yvktcdw6ufgf">
               <w:r>
                 <w:rPr>
                   <w:rFonts w:ascii="Arial" w:eastAsia="PingFang SC" w:hAnsi="Arial"/>
@@ -3007,7 +3007,7 @@
             <w:pPr>
               <w:spacing w:after="0" w:line="252"/>
             </w:pPr>
-            <w:hyperlink w:history="1" r:id="rIdlqfxapkezdd5kwnhkcix9">
+            <w:hyperlink w:history="1" r:id="rId9ktavwwle7x12ltaqaqci">
               <w:r>
                 <w:rPr>
                   <w:rFonts w:ascii="Arial" w:eastAsia="PingFang SC" w:hAnsi="Arial"/>
@@ -3109,7 +3109,7 @@
             <w:pPr>
               <w:spacing w:after="0" w:line="252"/>
             </w:pPr>
-            <w:hyperlink w:history="1" r:id="rIdeuq9crarkgmk9iaboqxpc">
+            <w:hyperlink w:history="1" r:id="rIdlongt6e80ajzcitgzgb9r">
               <w:r>
                 <w:rPr>
                   <w:rFonts w:ascii="Arial" w:eastAsia="PingFang SC" w:hAnsi="Arial"/>
@@ -3211,7 +3211,7 @@
             <w:pPr>
               <w:spacing w:after="0" w:line="252"/>
             </w:pPr>
-            <w:hyperlink w:history="1" r:id="rIdfv1taifxzfm6zmjvinvjx">
+            <w:hyperlink w:history="1" r:id="rIdlh5ika4qcgzy0vvfgmcci">
               <w:r>
                 <w:rPr>
                   <w:rFonts w:ascii="Arial" w:eastAsia="PingFang SC" w:hAnsi="Arial"/>
@@ -3313,7 +3313,7 @@
             <w:pPr>
               <w:spacing w:after="0" w:line="252"/>
             </w:pPr>
-            <w:hyperlink w:history="1" r:id="rIdd6lookrg8rlm8a-i6nlzh">
+            <w:hyperlink w:history="1" r:id="rIdq634sci6hbmdx5fzf3xwr">
               <w:r>
                 <w:rPr>
                   <w:rFonts w:ascii="Arial" w:eastAsia="PingFang SC" w:hAnsi="Arial"/>
@@ -3415,7 +3415,7 @@
             <w:pPr>
               <w:spacing w:after="0" w:line="252"/>
             </w:pPr>
-            <w:hyperlink w:history="1" r:id="rIdoak7ezdzv9lrcrd9zmybo">
+            <w:hyperlink w:history="1" r:id="rIdag9rjoode248v6mh7ygl3">
               <w:r>
                 <w:rPr>
                   <w:rFonts w:ascii="Arial" w:eastAsia="PingFang SC" w:hAnsi="Arial"/>
@@ -3517,7 +3517,7 @@
             <w:pPr>
               <w:spacing w:after="0" w:line="252"/>
             </w:pPr>
-            <w:hyperlink w:history="1" r:id="rIdzmthnzdszf3zlvezvmw2m">
+            <w:hyperlink w:history="1" r:id="rIdxdp3acl-nvmujekzljyqz">
               <w:r>
                 <w:rPr>
                   <w:rFonts w:ascii="Arial" w:eastAsia="PingFang SC" w:hAnsi="Arial"/>
@@ -3526,7 +3526,7 @@
                   <w:szCs w:val="19"/>
                   <w:u w:val="single"/>
                 </w:rPr>
-                <w:t xml:space="preserve">7大AI启动包/04-《AI爆款文案》启动包/04-文案框架-验证版-可直接喂Claude.md</w:t>
+                <w:t xml:space="preserve">7大AI启动包/02-《AI爆款文案》启动包/04-文案框架-验证版-可直接喂Claude.md</w:t>
               </w:r>
             </w:hyperlink>
           </w:p>
@@ -3619,7 +3619,7 @@
             <w:pPr>
               <w:spacing w:after="0" w:line="252"/>
             </w:pPr>
-            <w:hyperlink w:history="1" r:id="rIdgvg7zb4exwudu8wzi5aza">
+            <w:hyperlink w:history="1" r:id="rIdqykomkskvasgposmmmdtj">
               <w:r>
                 <w:rPr>
                   <w:rFonts w:ascii="Arial" w:eastAsia="PingFang SC" w:hAnsi="Arial"/>
@@ -3628,7 +3628,7 @@
                   <w:szCs w:val="19"/>
                   <w:u w:val="single"/>
                 </w:rPr>
-                <w:t xml:space="preserve">7大AI启动包/04-《AI爆款文案》启动包/08-NLP营销技巧-让文案更有说服力.md</w:t>
+                <w:t xml:space="preserve">7大AI启动包/02-《AI爆款文案》启动包/08-NLP营销技巧-让文案更有说服力.md</w:t>
               </w:r>
             </w:hyperlink>
           </w:p>
@@ -5919,7 +5919,7 @@
                 <w:sz w:val="20"/>
                 <w:szCs w:val="20"/>
               </w:rPr>
-              <w:t xml:space="preserve">7大AI启动包/04-《AI爆款文案》启动包</w:t>
+              <w:t xml:space="preserve">7大AI启动包/02-《AI爆款文案》启动包</w:t>
             </w:r>
           </w:p>
         </w:tc>
@@ -6695,7 +6695,7 @@
                 <w:sz w:val="20"/>
                 <w:szCs w:val="20"/>
               </w:rPr>
-              <w:t xml:space="preserve">7大AI启动包/02-《AI产品图》启动包</w:t>
+              <w:t xml:space="preserve">7大AI启动包/03-《AI产品图》启动包</w:t>
             </w:r>
           </w:p>
         </w:tc>
@@ -8522,7 +8522,7 @@
                 <w:sz w:val="20"/>
                 <w:szCs w:val="20"/>
               </w:rPr>
-              <w:t xml:space="preserve">给视频配有质感的背景乐。</w:t>
+              <w:t xml:space="preserve">给视频配背景乐 —— 垫在口播底下，不抢戏。</w:t>
             </w:r>
           </w:p>
         </w:tc>
@@ -8589,7 +8589,7 @@
                 <w:sz w:val="20"/>
                 <w:szCs w:val="20"/>
               </w:rPr>
-              <w:t xml:space="preserve">Suno</w:t>
+              <w:t xml:space="preserve">Suno + Claude</w:t>
             </w:r>
           </w:p>
         </w:tc>
@@ -8694,7 +8694,7 @@
           <w:sz w:val="21"/>
           <w:szCs w:val="21"/>
         </w:rPr>
-        <w:t xml:space="preserve">给 Claude 一个情绪</w:t>
+        <w:t xml:space="preserve">逛 Suno Discover 找「我要这个感觉」</w:t>
       </w:r>
     </w:p>
     <w:p>
@@ -8713,7 +8713,45 @@
           <w:sz w:val="21"/>
           <w:szCs w:val="21"/>
         </w:rPr>
-        <w:t xml:space="preserve">听它用 Suno 出的无人声背景乐</w:t>
+        <w:t xml:space="preserve">🔴 点开「+ Show full styles」看作者的完整 prompt（抄写法，不抄歌）</w:t>
+      </w:r>
+    </w:p>
+    <w:p>
+      <w:pPr>
+        <w:pStyle w:val="ListParagraph"/>
+        <w:numPr>
+          <w:ilvl w:val="0"/>
+          <w:numId w:val="2"/>
+        </w:numPr>
+        <w:spacing w:after="70" w:line="264"/>
+      </w:pPr>
+      <w:r>
+        <w:rPr>
+          <w:rFonts w:ascii="Arial" w:eastAsia="PingFang SC" w:hAnsi="Arial"/>
+          <w:color w:val="142233"/>
+          <w:sz w:val="21"/>
+          <w:szCs w:val="21"/>
+        </w:rPr>
+        <w:t xml:space="preserve">跟 Claude 说你要的感觉 → 它写 prompt → 你去 Suno 生成</w:t>
+      </w:r>
+    </w:p>
+    <w:p>
+      <w:pPr>
+        <w:pStyle w:val="ListParagraph"/>
+        <w:numPr>
+          <w:ilvl w:val="0"/>
+          <w:numId w:val="2"/>
+        </w:numPr>
+        <w:spacing w:after="70" w:line="264"/>
+      </w:pPr>
+      <w:r>
+        <w:rPr>
+          <w:rFonts w:ascii="Arial" w:eastAsia="PingFang SC" w:hAnsi="Arial"/>
+          <w:color w:val="142233"/>
+          <w:sz w:val="21"/>
+          <w:szCs w:val="21"/>
+        </w:rPr>
+        <w:t xml:space="preserve">🔴 你试听（AI 没耳朵）→ 说哪里不对 → 它改 prompt</w:t>
       </w:r>
     </w:p>
     <w:p>
@@ -8784,7 +8822,7 @@
                 <w:sz w:val="20"/>
                 <w:szCs w:val="20"/>
               </w:rPr>
-              <w:t xml:space="preserve">会按你给的情绪，用 Suno 出一段无人声背景乐。</w:t>
+              <w:t xml:space="preserve">会先问你要什么感觉、有没有参考的歌，然后写出带五个成分的 prompt：①用途+格式 ②具体乐器 ③调性(含「不要什么」) ④给人声让路 ⑤BPM+时长。</w:t>
             </w:r>
           </w:p>
         </w:tc>
@@ -8842,24 +8880,12 @@
                 <w:sz w:val="20"/>
                 <w:szCs w:val="20"/>
               </w:rPr>
-              <w:t xml:space="preserve">情绪：上进 / 温暖 / 都市感；压低垫口播、可循环、约 60 秒。</w:t>
+              <w:t xml:space="preserve">我要 Discover 上那首的感觉（cinematic、有力量），但要垫在口播底下不抢戏。</w:t>
             </w:r>
           </w:p>
         </w:tc>
       </w:tr>
     </w:tbl>
-    <w:p>
-      <w:pPr>
-        <w:spacing w:after="40"/>
-      </w:pPr>
-      <w:r>
-        <w:rPr>
-          <w:sz w:val="8"/>
-          <w:szCs w:val="8"/>
-        </w:rPr>
-        <w:t xml:space="preserve"/>
-      </w:r>
-    </w:p>
     <w:tbl>
       <w:tblPr>
         <w:tblW w:type="dxa" w:w="9360"/>
@@ -8881,11 +8907,11 @@
             <w:tcW w:type="dxa" w:w="9360"/>
             <w:tcBorders>
               <w:top w:val="none"/>
-              <w:left w:val="single" w:color="28C2E7" w:sz="24" w:space="6"/>
+              <w:left w:val="single" w:color="FCB040" w:sz="24" w:space="6"/>
               <w:bottom w:val="none"/>
               <w:right w:val="none"/>
             </w:tcBorders>
-            <w:shd w:fill="28C2E7" w:val="clear"/>
+            <w:shd w:fill="FFF8EC" w:val="clear"/>
             <w:tcMar>
               <w:top w:type="dxa" w:w="120"/>
               <w:left w:type="dxa" w:w="160"/>
@@ -8899,6 +8925,308 @@
                 <w:rFonts w:ascii="Arial" w:eastAsia="PingFang SC" w:hAnsi="Arial"/>
                 <w:b/>
                 <w:bCs/>
+                <w:color w:val="B8791A"/>
+                <w:sz w:val="20"/>
+                <w:szCs w:val="20"/>
+              </w:rPr>
+              <w:t xml:space="preserve">✏️ 想改就挑刺：</w:t>
+            </w:r>
+            <w:r>
+              <w:rPr>
+                <w:rFonts w:ascii="Arial" w:eastAsia="PingFang SC" w:hAnsi="Arial"/>
+                <w:color w:val="6A5427"/>
+                <w:sz w:val="20"/>
+                <w:szCs w:val="20"/>
+              </w:rPr>
+              <w:t xml:space="preserve">太吵了 / 开头就炸 / 中间那段抢戏 —— 你只要说哪里不对，prompt 它来改。</w:t>
+            </w:r>
+          </w:p>
+        </w:tc>
+      </w:tr>
+    </w:tbl>
+    <w:tbl>
+      <w:tblPr>
+        <w:tblW w:type="dxa" w:w="9360"/>
+        <w:tblBorders>
+          <w:top w:val="single" w:color="auto" w:sz="4"/>
+          <w:left w:val="single" w:color="auto" w:sz="4"/>
+          <w:bottom w:val="single" w:color="auto" w:sz="4"/>
+          <w:right w:val="single" w:color="auto" w:sz="4"/>
+          <w:insideH w:val="single" w:color="auto" w:sz="4"/>
+          <w:insideV w:val="single" w:color="auto" w:sz="4"/>
+        </w:tblBorders>
+      </w:tblPr>
+      <w:tblGrid>
+        <w:gridCol w:w="9360"/>
+      </w:tblGrid>
+      <w:tr>
+        <w:tc>
+          <w:tcPr>
+            <w:tcW w:type="dxa" w:w="9360"/>
+            <w:tcBorders>
+              <w:top w:val="none"/>
+              <w:left w:val="single" w:color="0F75BC" w:sz="24" w:space="6"/>
+              <w:bottom w:val="none"/>
+              <w:right w:val="none"/>
+            </w:tcBorders>
+            <w:shd w:fill="E3F2F9" w:val="clear"/>
+            <w:tcMar>
+              <w:top w:type="dxa" w:w="120"/>
+              <w:left w:type="dxa" w:w="160"/>
+              <w:bottom w:type="dxa" w:w="120"/>
+              <w:right w:type="dxa" w:w="160"/>
+            </w:tcMar>
+          </w:tcPr>
+          <w:p>
+            <w:r>
+              <w:rPr>
+                <w:rFonts w:ascii="Arial" w:eastAsia="PingFang SC" w:hAnsi="Arial"/>
+                <w:b/>
+                <w:bCs/>
+                <w:color w:val="0F75BC"/>
+                <w:sz w:val="20"/>
+                <w:szCs w:val="20"/>
+              </w:rPr>
+              <w:t xml:space="preserve">🗣️ Claude 会问 / 做：</w:t>
+            </w:r>
+            <w:r>
+              <w:rPr>
+                <w:rFonts w:ascii="Arial" w:eastAsia="PingFang SC" w:hAnsi="Arial"/>
+                <w:color w:val="142233"/>
+                <w:sz w:val="20"/>
+                <w:szCs w:val="20"/>
+              </w:rPr>
+              <w:t xml:space="preserve">🔴 会写死「给人声让路」：low-mid frequencies scooped for voice clarity —— BGM 盖过人声是频率打架，不是音量问题。</w:t>
+            </w:r>
+          </w:p>
+        </w:tc>
+      </w:tr>
+    </w:tbl>
+    <w:tbl>
+      <w:tblPr>
+        <w:tblW w:type="dxa" w:w="9360"/>
+        <w:tblBorders>
+          <w:top w:val="single" w:color="auto" w:sz="4"/>
+          <w:left w:val="single" w:color="auto" w:sz="4"/>
+          <w:bottom w:val="single" w:color="auto" w:sz="4"/>
+          <w:right w:val="single" w:color="auto" w:sz="4"/>
+          <w:insideH w:val="single" w:color="auto" w:sz="4"/>
+          <w:insideV w:val="single" w:color="auto" w:sz="4"/>
+        </w:tblBorders>
+      </w:tblPr>
+      <w:tblGrid>
+        <w:gridCol w:w="9360"/>
+      </w:tblGrid>
+      <w:tr>
+        <w:tc>
+          <w:tcPr>
+            <w:tcW w:type="dxa" w:w="9360"/>
+            <w:tcBorders>
+              <w:top w:val="none"/>
+              <w:left w:val="single" w:color="28C2E7" w:sz="24" w:space="6"/>
+              <w:bottom w:val="none"/>
+              <w:right w:val="none"/>
+            </w:tcBorders>
+            <w:shd w:fill="F4F8FB" w:val="clear"/>
+            <w:tcMar>
+              <w:top w:type="dxa" w:w="120"/>
+              <w:left w:type="dxa" w:w="160"/>
+              <w:bottom w:type="dxa" w:w="120"/>
+              <w:right w:type="dxa" w:w="160"/>
+            </w:tcMar>
+          </w:tcPr>
+          <w:p>
+            <w:r>
+              <w:rPr>
+                <w:rFonts w:ascii="Arial" w:eastAsia="PingFang SC" w:hAnsi="Arial"/>
+                <w:b/>
+                <w:bCs/>
+                <w:color w:val="0F75BC"/>
+                <w:sz w:val="20"/>
+                <w:szCs w:val="20"/>
+              </w:rPr>
+              <w:t xml:space="preserve">🙋 你答（SUMA 例子）：</w:t>
+            </w:r>
+            <w:r>
+              <w:rPr>
+                <w:rFonts w:ascii="Arial" w:eastAsia="PingFang SC" w:hAnsi="Arial"/>
+                <w:color w:val="142233"/>
+                <w:sz w:val="20"/>
+                <w:szCs w:val="20"/>
+              </w:rPr>
+              <w:t xml:space="preserve">（这条最容易漏，漏了怎么压都糊）</w:t>
+            </w:r>
+          </w:p>
+        </w:tc>
+      </w:tr>
+    </w:tbl>
+    <w:tbl>
+      <w:tblPr>
+        <w:tblW w:type="dxa" w:w="9360"/>
+        <w:tblBorders>
+          <w:top w:val="single" w:color="auto" w:sz="4"/>
+          <w:left w:val="single" w:color="auto" w:sz="4"/>
+          <w:bottom w:val="single" w:color="auto" w:sz="4"/>
+          <w:right w:val="single" w:color="auto" w:sz="4"/>
+          <w:insideH w:val="single" w:color="auto" w:sz="4"/>
+          <w:insideV w:val="single" w:color="auto" w:sz="4"/>
+        </w:tblBorders>
+      </w:tblPr>
+      <w:tblGrid>
+        <w:gridCol w:w="9360"/>
+      </w:tblGrid>
+      <w:tr>
+        <w:tc>
+          <w:tcPr>
+            <w:tcW w:type="dxa" w:w="9360"/>
+            <w:tcBorders>
+              <w:top w:val="none"/>
+              <w:left w:val="single" w:color="0F75BC" w:sz="24" w:space="6"/>
+              <w:bottom w:val="none"/>
+              <w:right w:val="none"/>
+            </w:tcBorders>
+            <w:shd w:fill="E3F2F9" w:val="clear"/>
+            <w:tcMar>
+              <w:top w:type="dxa" w:w="120"/>
+              <w:left w:type="dxa" w:w="160"/>
+              <w:bottom w:type="dxa" w:w="120"/>
+              <w:right w:type="dxa" w:w="160"/>
+            </w:tcMar>
+          </w:tcPr>
+          <w:p>
+            <w:r>
+              <w:rPr>
+                <w:rFonts w:ascii="Arial" w:eastAsia="PingFang SC" w:hAnsi="Arial"/>
+                <w:b/>
+                <w:bCs/>
+                <w:color w:val="0F75BC"/>
+                <w:sz w:val="20"/>
+                <w:szCs w:val="20"/>
+              </w:rPr>
+              <w:t xml:space="preserve">🗣️ Claude 会问 / 做：</w:t>
+            </w:r>
+            <w:r>
+              <w:rPr>
+                <w:rFonts w:ascii="Arial" w:eastAsia="PingFang SC" w:hAnsi="Arial"/>
+                <w:color w:val="142233"/>
+                <w:sz w:val="20"/>
+                <w:szCs w:val="20"/>
+              </w:rPr>
+              <w:t xml:space="preserve">垫进视频用自动闪避：人声轨 anchor / BGM 轨 follower（实测 duck -19dB、BGM -1.4dB），不要 ffmpeg 硬压。</w:t>
+            </w:r>
+          </w:p>
+        </w:tc>
+      </w:tr>
+    </w:tbl>
+    <w:tbl>
+      <w:tblPr>
+        <w:tblW w:type="dxa" w:w="9360"/>
+        <w:tblBorders>
+          <w:top w:val="single" w:color="auto" w:sz="4"/>
+          <w:left w:val="single" w:color="auto" w:sz="4"/>
+          <w:bottom w:val="single" w:color="auto" w:sz="4"/>
+          <w:right w:val="single" w:color="auto" w:sz="4"/>
+          <w:insideH w:val="single" w:color="auto" w:sz="4"/>
+          <w:insideV w:val="single" w:color="auto" w:sz="4"/>
+        </w:tblBorders>
+      </w:tblPr>
+      <w:tblGrid>
+        <w:gridCol w:w="9360"/>
+      </w:tblGrid>
+      <w:tr>
+        <w:tc>
+          <w:tcPr>
+            <w:tcW w:type="dxa" w:w="9360"/>
+            <w:tcBorders>
+              <w:top w:val="none"/>
+              <w:left w:val="single" w:color="28C2E7" w:sz="24" w:space="6"/>
+              <w:bottom w:val="none"/>
+              <w:right w:val="none"/>
+            </w:tcBorders>
+            <w:shd w:fill="F4F8FB" w:val="clear"/>
+            <w:tcMar>
+              <w:top w:type="dxa" w:w="120"/>
+              <w:left w:type="dxa" w:w="160"/>
+              <w:bottom w:type="dxa" w:w="120"/>
+              <w:right w:type="dxa" w:w="160"/>
+            </w:tcMar>
+          </w:tcPr>
+          <w:p>
+            <w:r>
+              <w:rPr>
+                <w:rFonts w:ascii="Arial" w:eastAsia="PingFang SC" w:hAnsi="Arial"/>
+                <w:b/>
+                <w:bCs/>
+                <w:color w:val="0F75BC"/>
+                <w:sz w:val="20"/>
+                <w:szCs w:val="20"/>
+              </w:rPr>
+              <w:t xml:space="preserve">🙋 你答（SUMA 例子）：</w:t>
+            </w:r>
+            <w:r>
+              <w:rPr>
+                <w:rFonts w:ascii="Arial" w:eastAsia="PingFang SC" w:hAnsi="Arial"/>
+                <w:color w:val="142233"/>
+                <w:sz w:val="20"/>
+                <w:szCs w:val="20"/>
+              </w:rPr>
+              <w:t xml:space="preserve">🔴 开了闪避就别再手动压 —— 压两次音乐直接没了。</w:t>
+            </w:r>
+          </w:p>
+        </w:tc>
+      </w:tr>
+    </w:tbl>
+    <w:p>
+      <w:pPr>
+        <w:spacing w:after="40"/>
+      </w:pPr>
+      <w:r>
+        <w:rPr>
+          <w:sz w:val="8"/>
+          <w:szCs w:val="8"/>
+        </w:rPr>
+        <w:t xml:space="preserve"/>
+      </w:r>
+    </w:p>
+    <w:tbl>
+      <w:tblPr>
+        <w:tblW w:type="dxa" w:w="9360"/>
+        <w:tblBorders>
+          <w:top w:val="single" w:color="auto" w:sz="4"/>
+          <w:left w:val="single" w:color="auto" w:sz="4"/>
+          <w:bottom w:val="single" w:color="auto" w:sz="4"/>
+          <w:right w:val="single" w:color="auto" w:sz="4"/>
+          <w:insideH w:val="single" w:color="auto" w:sz="4"/>
+          <w:insideV w:val="single" w:color="auto" w:sz="4"/>
+        </w:tblBorders>
+      </w:tblPr>
+      <w:tblGrid>
+        <w:gridCol w:w="9360"/>
+      </w:tblGrid>
+      <w:tr>
+        <w:tc>
+          <w:tcPr>
+            <w:tcW w:type="dxa" w:w="9360"/>
+            <w:tcBorders>
+              <w:top w:val="none"/>
+              <w:left w:val="single" w:color="28C2E7" w:sz="24" w:space="6"/>
+              <w:bottom w:val="none"/>
+              <w:right w:val="none"/>
+            </w:tcBorders>
+            <w:shd w:fill="28C2E7" w:val="clear"/>
+            <w:tcMar>
+              <w:top w:type="dxa" w:w="120"/>
+              <w:left w:type="dxa" w:w="160"/>
+              <w:bottom w:type="dxa" w:w="120"/>
+              <w:right w:type="dxa" w:w="160"/>
+            </w:tcMar>
+          </w:tcPr>
+          <w:p>
+            <w:r>
+              <w:rPr>
+                <w:rFonts w:ascii="Arial" w:eastAsia="PingFang SC" w:hAnsi="Arial"/>
+                <w:b/>
+                <w:bCs/>
                 <w:color w:val="FFFFFF"/>
                 <w:sz w:val="22"/>
                 <w:szCs w:val="22"/>
@@ -8914,7 +9242,7 @@
                 <w:sz w:val="22"/>
                 <w:szCs w:val="22"/>
               </w:rPr>
-              <w:t xml:space="preserve">1 段可商用背景乐</w:t>
+              <w:t xml:space="preserve">1 段可商用、垫得住口播的背景乐</w:t>
             </w:r>
           </w:p>
         </w:tc>
@@ -8949,7 +9277,7 @@
           <w:sz w:val="20"/>
           <w:szCs w:val="20"/>
         </w:rPr>
-        <w:t xml:space="preserve">情绪关键词：</w:t>
+        <w:t xml:space="preserve">参考的那首 + 它的完整 styles：</w:t>
       </w:r>
     </w:p>
     <w:p>
@@ -8981,7 +9309,7 @@
           <w:sz w:val="20"/>
           <w:szCs w:val="20"/>
         </w:rPr>
-        <w:t xml:space="preserve">用在哪支视频：</w:t>
+        <w:t xml:space="preserve">留什么 / 扔什么 / 加什么：</w:t>
       </w:r>
     </w:p>
     <w:p>
@@ -9239,7 +9567,7 @@
                 <w:sz w:val="20"/>
                 <w:szCs w:val="20"/>
               </w:rPr>
-              <w:t xml:space="preserve">7大AI启动包/03-《AI口播短视频》启动包</w:t>
+              <w:t xml:space="preserve">7大AI启动包/04-《AI口播短视频》启动包</w:t>
             </w:r>
           </w:p>
         </w:tc>

--- a/交付物-doc-pdf-ppt/AI内容课_VerB_CMO战略版_工作手册.docx
+++ b/交付物-doc-pdf-ppt/AI内容课_VerB_CMO战略版_工作手册.docx
@@ -1586,7 +1586,7 @@
             <w:pPr>
               <w:spacing w:after="40"/>
             </w:pPr>
-            <w:hyperlink w:history="1" r:id="rIdovgb3n3o3vseadxmaoflv">
+            <w:hyperlink w:history="1" r:id="rIdcxby5reiievmoyqknay22">
               <w:r>
                 <w:rPr>
                   <w:rFonts w:ascii="Courier New" w:eastAsia="PingFang SC" w:hAnsi="Courier New"/>
@@ -1617,7 +1617,7 @@
             <w:pPr>
               <w:spacing w:after="0"/>
             </w:pPr>
-            <w:hyperlink w:history="1" r:id="rIdkrs5ds0sjilnfhub8hug1">
+            <w:hyperlink w:history="1" r:id="rIdd-dw1jmocxuxi7ptquidr">
               <w:r>
                 <w:rPr>
                   <w:rFonts w:ascii="Courier New" w:eastAsia="PingFang SC" w:hAnsi="Courier New"/>
@@ -1839,7 +1839,7 @@
             <w:pPr>
               <w:spacing w:after="0" w:line="252"/>
             </w:pPr>
-            <w:hyperlink w:history="1" r:id="rIdm4p42ezvunisziimq_v-_">
+            <w:hyperlink w:history="1" r:id="rIdsv9knqdc5-iejsp9rhpxc">
               <w:r>
                 <w:rPr>
                   <w:rFonts w:ascii="Arial" w:eastAsia="PingFang SC" w:hAnsi="Arial"/>
@@ -1941,7 +1941,7 @@
             <w:pPr>
               <w:spacing w:after="0" w:line="252"/>
             </w:pPr>
-            <w:hyperlink w:history="1" r:id="rIddq0kh7b9qknk1nohbzjp6">
+            <w:hyperlink w:history="1" r:id="rId_jvbotzlgcv_snykssc4a">
               <w:r>
                 <w:rPr>
                   <w:rFonts w:ascii="Arial" w:eastAsia="PingFang SC" w:hAnsi="Arial"/>
@@ -2043,7 +2043,7 @@
             <w:pPr>
               <w:spacing w:after="0" w:line="252"/>
             </w:pPr>
-            <w:hyperlink w:history="1" r:id="rIdhpytl3tw3ftmbdxaql0t9">
+            <w:hyperlink w:history="1" r:id="rIdjj_pprvbb_wjhh3nv6_9j">
               <w:r>
                 <w:rPr>
                   <w:rFonts w:ascii="Arial" w:eastAsia="PingFang SC" w:hAnsi="Arial"/>
@@ -2145,7 +2145,7 @@
             <w:pPr>
               <w:spacing w:after="0" w:line="252"/>
             </w:pPr>
-            <w:hyperlink w:history="1" r:id="rId_g3lgqcx__pfo-dscsjpe">
+            <w:hyperlink w:history="1" r:id="rIdece0rhuqnofztdriodzb6">
               <w:r>
                 <w:rPr>
                   <w:rFonts w:ascii="Arial" w:eastAsia="PingFang SC" w:hAnsi="Arial"/>
@@ -2247,7 +2247,7 @@
             <w:pPr>
               <w:spacing w:after="0" w:line="252"/>
             </w:pPr>
-            <w:hyperlink w:history="1" r:id="rIdnwwjxfa1p7lqhlr-ctlgu">
+            <w:hyperlink w:history="1" r:id="rIduzn0pks15slnhqltotyr-">
               <w:r>
                 <w:rPr>
                   <w:rFonts w:ascii="Arial" w:eastAsia="PingFang SC" w:hAnsi="Arial"/>
@@ -2349,7 +2349,7 @@
             <w:pPr>
               <w:spacing w:after="0" w:line="252"/>
             </w:pPr>
-            <w:hyperlink w:history="1" r:id="rId4ijdo3sbikx0gv0b1x38j">
+            <w:hyperlink w:history="1" r:id="rIdtkptan-wtuhnllzsc1pzr">
               <w:r>
                 <w:rPr>
                   <w:rFonts w:ascii="Arial" w:eastAsia="PingFang SC" w:hAnsi="Arial"/>
@@ -2451,7 +2451,7 @@
             <w:pPr>
               <w:spacing w:after="0" w:line="252"/>
             </w:pPr>
-            <w:hyperlink w:history="1" r:id="rIdrch5cpmzll6lcjb_idzit">
+            <w:hyperlink w:history="1" r:id="rIdb1131545z-v-5couyx_vi">
               <w:r>
                 <w:rPr>
                   <w:rFonts w:ascii="Arial" w:eastAsia="PingFang SC" w:hAnsi="Arial"/>
@@ -2553,7 +2553,7 @@
             <w:pPr>
               <w:spacing w:after="0" w:line="252"/>
             </w:pPr>
-            <w:hyperlink w:history="1" r:id="rIdhhg8gbvqd9d7qtwcg5s_g">
+            <w:hyperlink w:history="1" r:id="rId6rodyfoi5wymhoovbx62g">
               <w:r>
                 <w:rPr>
                   <w:rFonts w:ascii="Arial" w:eastAsia="PingFang SC" w:hAnsi="Arial"/>
@@ -2655,7 +2655,7 @@
             <w:pPr>
               <w:spacing w:after="0" w:line="252"/>
             </w:pPr>
-            <w:hyperlink w:history="1" r:id="rId00r6tbzianf_wcmk3f20r">
+            <w:hyperlink w:history="1" r:id="rIdh0mhelil5rzemofhgw6oi">
               <w:r>
                 <w:rPr>
                   <w:rFonts w:ascii="Arial" w:eastAsia="PingFang SC" w:hAnsi="Arial"/>
@@ -2803,7 +2803,7 @@
             <w:pPr>
               <w:spacing w:after="0" w:line="252"/>
             </w:pPr>
-            <w:hyperlink w:history="1" r:id="rId4x2_ncvwiyabmhcdg7hjq">
+            <w:hyperlink w:history="1" r:id="rIdnpdjai6teargxvziyzisr">
               <w:r>
                 <w:rPr>
                   <w:rFonts w:ascii="Arial" w:eastAsia="PingFang SC" w:hAnsi="Arial"/>
@@ -2905,7 +2905,7 @@
             <w:pPr>
               <w:spacing w:after="0" w:line="252"/>
             </w:pPr>
-            <w:hyperlink w:history="1" r:id="rIdnzo8iqht_yvktcdw6ufgf">
+            <w:hyperlink w:history="1" r:id="rIdsor7iktk5dcpclfcdfyxp">
               <w:r>
                 <w:rPr>
                   <w:rFonts w:ascii="Arial" w:eastAsia="PingFang SC" w:hAnsi="Arial"/>
@@ -3007,7 +3007,7 @@
             <w:pPr>
               <w:spacing w:after="0" w:line="252"/>
             </w:pPr>
-            <w:hyperlink w:history="1" r:id="rId9ktavwwle7x12ltaqaqci">
+            <w:hyperlink w:history="1" r:id="rId96ybjdzhwh-fb6g6-blkn">
               <w:r>
                 <w:rPr>
                   <w:rFonts w:ascii="Arial" w:eastAsia="PingFang SC" w:hAnsi="Arial"/>
@@ -3109,7 +3109,7 @@
             <w:pPr>
               <w:spacing w:after="0" w:line="252"/>
             </w:pPr>
-            <w:hyperlink w:history="1" r:id="rIdlongt6e80ajzcitgzgb9r">
+            <w:hyperlink w:history="1" r:id="rId-iuzvsrdsaxfjrsdweevs">
               <w:r>
                 <w:rPr>
                   <w:rFonts w:ascii="Arial" w:eastAsia="PingFang SC" w:hAnsi="Arial"/>
@@ -3211,7 +3211,7 @@
             <w:pPr>
               <w:spacing w:after="0" w:line="252"/>
             </w:pPr>
-            <w:hyperlink w:history="1" r:id="rIdlh5ika4qcgzy0vvfgmcci">
+            <w:hyperlink w:history="1" r:id="rId-oxaipqzxjdtymk5p74oq">
               <w:r>
                 <w:rPr>
                   <w:rFonts w:ascii="Arial" w:eastAsia="PingFang SC" w:hAnsi="Arial"/>
@@ -3313,7 +3313,7 @@
             <w:pPr>
               <w:spacing w:after="0" w:line="252"/>
             </w:pPr>
-            <w:hyperlink w:history="1" r:id="rIdq634sci6hbmdx5fzf3xwr">
+            <w:hyperlink w:history="1" r:id="rId3o3a39qhfjjpmwdn4e-ei">
               <w:r>
                 <w:rPr>
                   <w:rFonts w:ascii="Arial" w:eastAsia="PingFang SC" w:hAnsi="Arial"/>
@@ -3415,7 +3415,7 @@
             <w:pPr>
               <w:spacing w:after="0" w:line="252"/>
             </w:pPr>
-            <w:hyperlink w:history="1" r:id="rIdag9rjoode248v6mh7ygl3">
+            <w:hyperlink w:history="1" r:id="rId2bb9ipowxbo3yx-6jzx97">
               <w:r>
                 <w:rPr>
                   <w:rFonts w:ascii="Arial" w:eastAsia="PingFang SC" w:hAnsi="Arial"/>
@@ -3517,7 +3517,7 @@
             <w:pPr>
               <w:spacing w:after="0" w:line="252"/>
             </w:pPr>
-            <w:hyperlink w:history="1" r:id="rIdxdp3acl-nvmujekzljyqz">
+            <w:hyperlink w:history="1" r:id="rId7dpt6zzac_dr-yhlsg3hc">
               <w:r>
                 <w:rPr>
                   <w:rFonts w:ascii="Arial" w:eastAsia="PingFang SC" w:hAnsi="Arial"/>
@@ -3619,7 +3619,7 @@
             <w:pPr>
               <w:spacing w:after="0" w:line="252"/>
             </w:pPr>
-            <w:hyperlink w:history="1" r:id="rIdqykomkskvasgposmmmdtj">
+            <w:hyperlink w:history="1" r:id="rId4-ielf7z0qecacyenc3hf">
               <w:r>
                 <w:rPr>
                   <w:rFonts w:ascii="Arial" w:eastAsia="PingFang SC" w:hAnsi="Arial"/>
@@ -8756,6 +8756,25 @@
     </w:p>
     <w:p>
       <w:pPr>
+        <w:pStyle w:val="ListParagraph"/>
+        <w:numPr>
+          <w:ilvl w:val="0"/>
+          <w:numId w:val="2"/>
+        </w:numPr>
+        <w:spacing w:after="70" w:line="264"/>
+      </w:pPr>
+      <w:r>
+        <w:rPr>
+          <w:rFonts w:ascii="Arial" w:eastAsia="PingFang SC" w:hAnsi="Arial"/>
+          <w:color w:val="142233"/>
+          <w:sz w:val="21"/>
+          <w:szCs w:val="21"/>
+        </w:rPr>
+        <w:t xml:space="preserve">🔴 存进 Notion 音乐库（每首一行，版本+时长进标题）</w:t>
+      </w:r>
+    </w:p>
+    <w:p>
+      <w:pPr>
         <w:spacing w:after="80" w:before="160"/>
       </w:pPr>
       <w:r>
@@ -9176,18 +9195,6 @@
         </w:tc>
       </w:tr>
     </w:tbl>
-    <w:p>
-      <w:pPr>
-        <w:spacing w:after="40"/>
-      </w:pPr>
-      <w:r>
-        <w:rPr>
-          <w:sz w:val="8"/>
-          <w:szCs w:val="8"/>
-        </w:rPr>
-        <w:t xml:space="preserve"/>
-      </w:r>
-    </w:p>
     <w:tbl>
       <w:tblPr>
         <w:tblW w:type="dxa" w:w="9360"/>
@@ -9209,11 +9216,11 @@
             <w:tcW w:type="dxa" w:w="9360"/>
             <w:tcBorders>
               <w:top w:val="none"/>
-              <w:left w:val="single" w:color="28C2E7" w:sz="24" w:space="6"/>
+              <w:left w:val="single" w:color="0F75BC" w:sz="24" w:space="6"/>
               <w:bottom w:val="none"/>
               <w:right w:val="none"/>
             </w:tcBorders>
-            <w:shd w:fill="28C2E7" w:val="clear"/>
+            <w:shd w:fill="E3F2F9" w:val="clear"/>
             <w:tcMar>
               <w:top w:type="dxa" w:w="120"/>
               <w:left w:type="dxa" w:w="160"/>
@@ -9227,6 +9234,134 @@
                 <w:rFonts w:ascii="Arial" w:eastAsia="PingFang SC" w:hAnsi="Arial"/>
                 <w:b/>
                 <w:bCs/>
+                <w:color w:val="0F75BC"/>
+                <w:sz w:val="20"/>
+                <w:szCs w:val="20"/>
+              </w:rPr>
+              <w:t xml:space="preserve">🗣️ Claude 会问 / 做：</w:t>
+            </w:r>
+            <w:r>
+              <w:rPr>
+                <w:rFonts w:ascii="Arial" w:eastAsia="PingFang SC" w:hAnsi="Arial"/>
+                <w:color w:val="142233"/>
+                <w:sz w:val="20"/>
+                <w:szCs w:val="20"/>
+              </w:rPr>
+              <w:t xml:space="preserve">🔴 生成完存进 Notion 音乐库：Suno 一次给好几首（2 版完整 + v5.5 预览片段），不记下来就找不到、又重生、又花额度。每首一行，版本+时长写进标题，标清哪首能用。</w:t>
+            </w:r>
+          </w:p>
+        </w:tc>
+      </w:tr>
+    </w:tbl>
+    <w:tbl>
+      <w:tblPr>
+        <w:tblW w:type="dxa" w:w="9360"/>
+        <w:tblBorders>
+          <w:top w:val="single" w:color="auto" w:sz="4"/>
+          <w:left w:val="single" w:color="auto" w:sz="4"/>
+          <w:bottom w:val="single" w:color="auto" w:sz="4"/>
+          <w:right w:val="single" w:color="auto" w:sz="4"/>
+          <w:insideH w:val="single" w:color="auto" w:sz="4"/>
+          <w:insideV w:val="single" w:color="auto" w:sz="4"/>
+        </w:tblBorders>
+      </w:tblPr>
+      <w:tblGrid>
+        <w:gridCol w:w="9360"/>
+      </w:tblGrid>
+      <w:tr>
+        <w:tc>
+          <w:tcPr>
+            <w:tcW w:type="dxa" w:w="9360"/>
+            <w:tcBorders>
+              <w:top w:val="none"/>
+              <w:left w:val="single" w:color="28C2E7" w:sz="24" w:space="6"/>
+              <w:bottom w:val="none"/>
+              <w:right w:val="none"/>
+            </w:tcBorders>
+            <w:shd w:fill="F4F8FB" w:val="clear"/>
+            <w:tcMar>
+              <w:top w:type="dxa" w:w="120"/>
+              <w:left w:type="dxa" w:w="160"/>
+              <w:bottom w:type="dxa" w:w="120"/>
+              <w:right w:type="dxa" w:w="160"/>
+            </w:tcMar>
+          </w:tcPr>
+          <w:p>
+            <w:r>
+              <w:rPr>
+                <w:rFonts w:ascii="Arial" w:eastAsia="PingFang SC" w:hAnsi="Arial"/>
+                <w:b/>
+                <w:bCs/>
+                <w:color w:val="0F75BC"/>
+                <w:sz w:val="20"/>
+                <w:szCs w:val="20"/>
+              </w:rPr>
+              <w:t xml:space="preserve">🙋 你答（SUMA 例子）：</w:t>
+            </w:r>
+            <w:r>
+              <w:rPr>
+                <w:rFonts w:ascii="Arial" w:eastAsia="PingFang SC" w:hAnsi="Arial"/>
+                <w:color w:val="142233"/>
+                <w:sz w:val="20"/>
+                <w:szCs w:val="20"/>
+              </w:rPr>
+              <w:t xml:space="preserve">v5.5 预览只有 1 分钟片段、要 Pro 才完整 → 标「待改」，别误当成品发。</w:t>
+            </w:r>
+          </w:p>
+        </w:tc>
+      </w:tr>
+    </w:tbl>
+    <w:p>
+      <w:pPr>
+        <w:spacing w:after="40"/>
+      </w:pPr>
+      <w:r>
+        <w:rPr>
+          <w:sz w:val="8"/>
+          <w:szCs w:val="8"/>
+        </w:rPr>
+        <w:t xml:space="preserve"/>
+      </w:r>
+    </w:p>
+    <w:tbl>
+      <w:tblPr>
+        <w:tblW w:type="dxa" w:w="9360"/>
+        <w:tblBorders>
+          <w:top w:val="single" w:color="auto" w:sz="4"/>
+          <w:left w:val="single" w:color="auto" w:sz="4"/>
+          <w:bottom w:val="single" w:color="auto" w:sz="4"/>
+          <w:right w:val="single" w:color="auto" w:sz="4"/>
+          <w:insideH w:val="single" w:color="auto" w:sz="4"/>
+          <w:insideV w:val="single" w:color="auto" w:sz="4"/>
+        </w:tblBorders>
+      </w:tblPr>
+      <w:tblGrid>
+        <w:gridCol w:w="9360"/>
+      </w:tblGrid>
+      <w:tr>
+        <w:tc>
+          <w:tcPr>
+            <w:tcW w:type="dxa" w:w="9360"/>
+            <w:tcBorders>
+              <w:top w:val="none"/>
+              <w:left w:val="single" w:color="28C2E7" w:sz="24" w:space="6"/>
+              <w:bottom w:val="none"/>
+              <w:right w:val="none"/>
+            </w:tcBorders>
+            <w:shd w:fill="28C2E7" w:val="clear"/>
+            <w:tcMar>
+              <w:top w:type="dxa" w:w="120"/>
+              <w:left w:type="dxa" w:w="160"/>
+              <w:bottom w:type="dxa" w:w="120"/>
+              <w:right w:type="dxa" w:w="160"/>
+            </w:tcMar>
+          </w:tcPr>
+          <w:p>
+            <w:r>
+              <w:rPr>
+                <w:rFonts w:ascii="Arial" w:eastAsia="PingFang SC" w:hAnsi="Arial"/>
+                <w:b/>
+                <w:bCs/>
                 <w:color w:val="FFFFFF"/>
                 <w:sz w:val="22"/>
                 <w:szCs w:val="22"/>
@@ -9242,7 +9377,7 @@
                 <w:sz w:val="22"/>
                 <w:szCs w:val="22"/>
               </w:rPr>
-              <w:t xml:space="preserve">1 段可商用、垫得住口播的背景乐</w:t>
+              <w:t xml:space="preserve">1 段可商用、垫得住口播的背景乐 + 一个存好的音乐库</w:t>
             </w:r>
           </w:p>
         </w:tc>
@@ -9310,6 +9445,38 @@
           <w:szCs w:val="20"/>
         </w:rPr>
         <w:t xml:space="preserve">留什么 / 扔什么 / 加什么：</w:t>
+      </w:r>
+    </w:p>
+    <w:p>
+      <w:pPr>
+        <w:pBdr>
+          <w:bottom w:val="single" w:color="CCD9E3" w:sz="4" w:space="6"/>
+        </w:pBdr>
+        <w:spacing w:after="140"/>
+      </w:pPr>
+      <w:r>
+        <w:rPr>
+          <w:rFonts w:ascii="Arial" w:eastAsia="PingFang SC" w:hAnsi="Arial"/>
+          <w:sz w:val="20"/>
+          <w:szCs w:val="20"/>
+        </w:rPr>
+        <w:t xml:space="preserve"/>
+      </w:r>
+    </w:p>
+    <w:p>
+      <w:pPr>
+        <w:spacing w:after="0" w:before="60"/>
+      </w:pPr>
+      <w:r>
+        <w:rPr>
+          <w:rFonts w:ascii="Arial" w:eastAsia="PingFang SC" w:hAnsi="Arial"/>
+          <w:b/>
+          <w:bCs/>
+          <w:color w:val="5B6B7A"/>
+          <w:sz w:val="20"/>
+          <w:szCs w:val="20"/>
+        </w:rPr>
+        <w:t xml:space="preserve">音乐库里标「可用」的是哪首：</w:t>
       </w:r>
     </w:p>
     <w:p>

--- a/交付物-doc-pdf-ppt/AI内容课_VerB_CMO战略版_工作手册.docx
+++ b/交付物-doc-pdf-ppt/AI内容课_VerB_CMO战略版_工作手册.docx
@@ -1586,7 +1586,7 @@
             <w:pPr>
               <w:spacing w:after="40"/>
             </w:pPr>
-            <w:hyperlink w:history="1" r:id="rIdcxby5reiievmoyqknay22">
+            <w:hyperlink w:history="1" r:id="rIda0soizwl-ylvtkpsl-5tm">
               <w:r>
                 <w:rPr>
                   <w:rFonts w:ascii="Courier New" w:eastAsia="PingFang SC" w:hAnsi="Courier New"/>
@@ -1617,7 +1617,7 @@
             <w:pPr>
               <w:spacing w:after="0"/>
             </w:pPr>
-            <w:hyperlink w:history="1" r:id="rIdd-dw1jmocxuxi7ptquidr">
+            <w:hyperlink w:history="1" r:id="rIdzj4a9th_vdra2xkqfocyo">
               <w:r>
                 <w:rPr>
                   <w:rFonts w:ascii="Courier New" w:eastAsia="PingFang SC" w:hAnsi="Courier New"/>
@@ -1839,7 +1839,7 @@
             <w:pPr>
               <w:spacing w:after="0" w:line="252"/>
             </w:pPr>
-            <w:hyperlink w:history="1" r:id="rIdsv9knqdc5-iejsp9rhpxc">
+            <w:hyperlink w:history="1" r:id="rIdcs6ppfcr87_bq1o0gxkgv">
               <w:r>
                 <w:rPr>
                   <w:rFonts w:ascii="Arial" w:eastAsia="PingFang SC" w:hAnsi="Arial"/>
@@ -1941,7 +1941,7 @@
             <w:pPr>
               <w:spacing w:after="0" w:line="252"/>
             </w:pPr>
-            <w:hyperlink w:history="1" r:id="rId_jvbotzlgcv_snykssc4a">
+            <w:hyperlink w:history="1" r:id="rId8cugoc3heymywf-mlo7_f">
               <w:r>
                 <w:rPr>
                   <w:rFonts w:ascii="Arial" w:eastAsia="PingFang SC" w:hAnsi="Arial"/>
@@ -2043,7 +2043,7 @@
             <w:pPr>
               <w:spacing w:after="0" w:line="252"/>
             </w:pPr>
-            <w:hyperlink w:history="1" r:id="rIdjj_pprvbb_wjhh3nv6_9j">
+            <w:hyperlink w:history="1" r:id="rId5vd8oxrhtpd4nhj8ioiqs">
               <w:r>
                 <w:rPr>
                   <w:rFonts w:ascii="Arial" w:eastAsia="PingFang SC" w:hAnsi="Arial"/>
@@ -2145,7 +2145,7 @@
             <w:pPr>
               <w:spacing w:after="0" w:line="252"/>
             </w:pPr>
-            <w:hyperlink w:history="1" r:id="rIdece0rhuqnofztdriodzb6">
+            <w:hyperlink w:history="1" r:id="rIdvacumjbgyvoiswwgyo9lm">
               <w:r>
                 <w:rPr>
                   <w:rFonts w:ascii="Arial" w:eastAsia="PingFang SC" w:hAnsi="Arial"/>
@@ -2247,7 +2247,7 @@
             <w:pPr>
               <w:spacing w:after="0" w:line="252"/>
             </w:pPr>
-            <w:hyperlink w:history="1" r:id="rIduzn0pks15slnhqltotyr-">
+            <w:hyperlink w:history="1" r:id="rIdth2gm-oyz2xcqtqfuv4bp">
               <w:r>
                 <w:rPr>
                   <w:rFonts w:ascii="Arial" w:eastAsia="PingFang SC" w:hAnsi="Arial"/>
@@ -2349,7 +2349,7 @@
             <w:pPr>
               <w:spacing w:after="0" w:line="252"/>
             </w:pPr>
-            <w:hyperlink w:history="1" r:id="rIdtkptan-wtuhnllzsc1pzr">
+            <w:hyperlink w:history="1" r:id="rIdiavsmrsl3ay4jlsmn8s7l">
               <w:r>
                 <w:rPr>
                   <w:rFonts w:ascii="Arial" w:eastAsia="PingFang SC" w:hAnsi="Arial"/>
@@ -2451,7 +2451,7 @@
             <w:pPr>
               <w:spacing w:after="0" w:line="252"/>
             </w:pPr>
-            <w:hyperlink w:history="1" r:id="rIdb1131545z-v-5couyx_vi">
+            <w:hyperlink w:history="1" r:id="rIdgd5j0ue_lf4ptcghxtcwy">
               <w:r>
                 <w:rPr>
                   <w:rFonts w:ascii="Arial" w:eastAsia="PingFang SC" w:hAnsi="Arial"/>
@@ -2553,7 +2553,7 @@
             <w:pPr>
               <w:spacing w:after="0" w:line="252"/>
             </w:pPr>
-            <w:hyperlink w:history="1" r:id="rId6rodyfoi5wymhoovbx62g">
+            <w:hyperlink w:history="1" r:id="rIdpiodu-a_deo9kx34ts0hf">
               <w:r>
                 <w:rPr>
                   <w:rFonts w:ascii="Arial" w:eastAsia="PingFang SC" w:hAnsi="Arial"/>
@@ -2655,7 +2655,7 @@
             <w:pPr>
               <w:spacing w:after="0" w:line="252"/>
             </w:pPr>
-            <w:hyperlink w:history="1" r:id="rIdh0mhelil5rzemofhgw6oi">
+            <w:hyperlink w:history="1" r:id="rIdbylkhvld5lh0bv8iwwk9e">
               <w:r>
                 <w:rPr>
                   <w:rFonts w:ascii="Arial" w:eastAsia="PingFang SC" w:hAnsi="Arial"/>
@@ -2803,7 +2803,7 @@
             <w:pPr>
               <w:spacing w:after="0" w:line="252"/>
             </w:pPr>
-            <w:hyperlink w:history="1" r:id="rIdnpdjai6teargxvziyzisr">
+            <w:hyperlink w:history="1" r:id="rIdhdsjruzuf7jbt6ovn8rn-">
               <w:r>
                 <w:rPr>
                   <w:rFonts w:ascii="Arial" w:eastAsia="PingFang SC" w:hAnsi="Arial"/>
@@ -2905,7 +2905,7 @@
             <w:pPr>
               <w:spacing w:after="0" w:line="252"/>
             </w:pPr>
-            <w:hyperlink w:history="1" r:id="rIdsor7iktk5dcpclfcdfyxp">
+            <w:hyperlink w:history="1" r:id="rIdqyvkuarz7np-oyjlnd7ve">
               <w:r>
                 <w:rPr>
                   <w:rFonts w:ascii="Arial" w:eastAsia="PingFang SC" w:hAnsi="Arial"/>
@@ -3007,7 +3007,7 @@
             <w:pPr>
               <w:spacing w:after="0" w:line="252"/>
             </w:pPr>
-            <w:hyperlink w:history="1" r:id="rId96ybjdzhwh-fb6g6-blkn">
+            <w:hyperlink w:history="1" r:id="rIdnlu9yo8n-vzr3t9yy0nhb">
               <w:r>
                 <w:rPr>
                   <w:rFonts w:ascii="Arial" w:eastAsia="PingFang SC" w:hAnsi="Arial"/>
@@ -3109,7 +3109,7 @@
             <w:pPr>
               <w:spacing w:after="0" w:line="252"/>
             </w:pPr>
-            <w:hyperlink w:history="1" r:id="rId-iuzvsrdsaxfjrsdweevs">
+            <w:hyperlink w:history="1" r:id="rId-5mvtpltny88_v-0ewvhy">
               <w:r>
                 <w:rPr>
                   <w:rFonts w:ascii="Arial" w:eastAsia="PingFang SC" w:hAnsi="Arial"/>
@@ -3211,7 +3211,7 @@
             <w:pPr>
               <w:spacing w:after="0" w:line="252"/>
             </w:pPr>
-            <w:hyperlink w:history="1" r:id="rId-oxaipqzxjdtymk5p74oq">
+            <w:hyperlink w:history="1" r:id="rIdps64tttgwupkbs8-xbl2d">
               <w:r>
                 <w:rPr>
                   <w:rFonts w:ascii="Arial" w:eastAsia="PingFang SC" w:hAnsi="Arial"/>
@@ -3313,7 +3313,7 @@
             <w:pPr>
               <w:spacing w:after="0" w:line="252"/>
             </w:pPr>
-            <w:hyperlink w:history="1" r:id="rId3o3a39qhfjjpmwdn4e-ei">
+            <w:hyperlink w:history="1" r:id="rIde4ot98fb0ofwzsmviftte">
               <w:r>
                 <w:rPr>
                   <w:rFonts w:ascii="Arial" w:eastAsia="PingFang SC" w:hAnsi="Arial"/>
@@ -3415,7 +3415,7 @@
             <w:pPr>
               <w:spacing w:after="0" w:line="252"/>
             </w:pPr>
-            <w:hyperlink w:history="1" r:id="rId2bb9ipowxbo3yx-6jzx97">
+            <w:hyperlink w:history="1" r:id="rId8suxbwrohvxn8sfzugjmt">
               <w:r>
                 <w:rPr>
                   <w:rFonts w:ascii="Arial" w:eastAsia="PingFang SC" w:hAnsi="Arial"/>
@@ -3517,7 +3517,7 @@
             <w:pPr>
               <w:spacing w:after="0" w:line="252"/>
             </w:pPr>
-            <w:hyperlink w:history="1" r:id="rId7dpt6zzac_dr-yhlsg3hc">
+            <w:hyperlink w:history="1" r:id="rIdpxjmeohgpufqgjg6incsn">
               <w:r>
                 <w:rPr>
                   <w:rFonts w:ascii="Arial" w:eastAsia="PingFang SC" w:hAnsi="Arial"/>
@@ -3619,7 +3619,7 @@
             <w:pPr>
               <w:spacing w:after="0" w:line="252"/>
             </w:pPr>
-            <w:hyperlink w:history="1" r:id="rId4-ielf7z0qecacyenc3hf">
+            <w:hyperlink w:history="1" r:id="rIdjaeabqbpz6ewjvjv1tocn">
               <w:r>
                 <w:rPr>
                   <w:rFonts w:ascii="Arial" w:eastAsia="PingFang SC" w:hAnsi="Arial"/>
